--- a/fichas/lengua/soluciones_lengua_siglas-abreviaturas_6.docx
+++ b/fichas/lengua/soluciones_lengua_siglas-abreviaturas_6.docx
@@ -246,6 +246,255 @@
           <w:sz w:val="22"/>
         </w:rPr>
         <w:t>calle → C/</w:t>
+      </w:r>
+    </w:p>
+    <w:p>
+      <w:pPr>
+        <w:spacing w:after="40"/>
+      </w:pPr>
+    </w:p>
+    <w:tbl>
+      <w:tblPr>
+        <w:tblW w:type="auto" w:w="0"/>
+        <w:jc w:val="left"/>
+        <w:tblLayout w:type="fixed"/>
+        <w:tblLook w:firstColumn="1" w:firstRow="1" w:lastColumn="0" w:lastRow="0" w:noHBand="0" w:noVBand="1" w:val="04A0"/>
+        <w:tblLayout w:type="fixed"/>
+        <w:tblW w:w="10034" w:type="dxa"/>
+        <w:tblInd w:w="0" w:type="dxa"/>
+      </w:tblPr>
+      <w:tblGrid>
+        <w:gridCol w:w="10092"/>
+      </w:tblGrid>
+      <w:tr>
+        <w:tc>
+          <w:tcPr>
+            <w:tcW w:type="dxa" w:w="10035"/>
+            <w:shd w:val="clear" w:color="auto" w:fill="595959"/>
+            <w:tcBorders>
+              <w:top w:val="single" w:sz="4" w:space="0" w:color="595959"/>
+              <w:left w:val="single" w:sz="4" w:space="0" w:color="595959"/>
+              <w:bottom w:val="single" w:sz="4" w:space="0" w:color="595959"/>
+              <w:right w:val="single" w:sz="4" w:space="0" w:color="595959"/>
+            </w:tcBorders>
+          </w:tcPr>
+          <w:p>
+            <w:pPr>
+              <w:spacing w:before="60" w:after="60"/>
+            </w:pPr>
+            <w:r>
+              <w:rPr>
+                <w:b/>
+                <w:color w:val="FFFFFF"/>
+                <w:sz w:val="25"/>
+              </w:rPr>
+              <w:t>4. Verdadero o falso</w:t>
+            </w:r>
+          </w:p>
+        </w:tc>
+      </w:tr>
+    </w:tbl>
+    <w:p>
+      <w:pPr>
+        <w:spacing w:after="40"/>
+      </w:pPr>
+    </w:p>
+    <w:p>
+      <w:pPr>
+        <w:spacing w:after="120"/>
+      </w:pPr>
+      <w:r>
+        <w:rPr>
+          <w:sz w:val="22"/>
+        </w:rPr>
+        <w:t xml:space="preserve">1. Las siglas se forman con las letras iniciales de varias palabras. → Verdadero</w:t>
+      </w:r>
+    </w:p>
+    <w:p>
+      <w:pPr>
+        <w:spacing w:after="120"/>
+      </w:pPr>
+      <w:r>
+        <w:rPr>
+          <w:sz w:val="22"/>
+        </w:rPr>
+        <w:t xml:space="preserve">2. Las siglas se escriben en mayúsculas y sin puntos. → Verdadero</w:t>
+      </w:r>
+    </w:p>
+    <w:p>
+      <w:pPr>
+        <w:spacing w:after="120"/>
+      </w:pPr>
+      <w:r>
+        <w:rPr>
+          <w:sz w:val="22"/>
+        </w:rPr>
+        <w:t xml:space="preserve">3. "ONU" y "ADN" son ejemplos de siglas. → Verdadero</w:t>
+      </w:r>
+    </w:p>
+    <w:p>
+      <w:pPr>
+        <w:spacing w:after="120"/>
+      </w:pPr>
+      <w:r>
+        <w:rPr>
+          <w:sz w:val="22"/>
+        </w:rPr>
+        <w:t xml:space="preserve">4. Las abreviaturas suelen terminar en coma. → Falso</w:t>
+      </w:r>
+    </w:p>
+    <w:p>
+      <w:pPr>
+        <w:spacing w:after="120"/>
+      </w:pPr>
+      <w:r>
+        <w:rPr>
+          <w:sz w:val="22"/>
+        </w:rPr>
+        <w:t xml:space="preserve">5. "Sr." y "pág." son ejemplos de abreviaturas. → Verdadero</w:t>
+      </w:r>
+    </w:p>
+    <w:p>
+      <w:pPr>
+        <w:spacing w:after="120"/>
+      </w:pPr>
+      <w:r>
+        <w:rPr>
+          <w:sz w:val="22"/>
+        </w:rPr>
+        <w:t xml:space="preserve">6. Las abreviaturas reducen una palabra completa. → Verdadero</w:t>
+      </w:r>
+    </w:p>
+    <w:p>
+      <w:pPr>
+        <w:spacing w:after="120"/>
+      </w:pPr>
+      <w:r>
+        <w:rPr>
+          <w:sz w:val="22"/>
+        </w:rPr>
+        <w:t xml:space="preserve">7. Las siglas y las abreviaturas se escriben exactamente igual. → Falso</w:t>
+      </w:r>
+    </w:p>
+    <w:p>
+      <w:pPr>
+        <w:spacing w:after="120"/>
+      </w:pPr>
+      <w:r>
+        <w:rPr>
+          <w:sz w:val="22"/>
+        </w:rPr>
+        <w:t xml:space="preserve">8. Una abreviatura suele terminar en punto. → Verdadero</w:t>
+      </w:r>
+    </w:p>
+    <w:p>
+      <w:pPr>
+        <w:spacing w:after="120"/>
+      </w:pPr>
+      <w:r>
+        <w:rPr>
+          <w:sz w:val="22"/>
+        </w:rPr>
+        <w:t xml:space="preserve">9. "OTAN" es un ejemplo de sigla. → Verdadero</w:t>
+      </w:r>
+    </w:p>
+    <w:p>
+      <w:pPr>
+        <w:spacing w:after="120"/>
+      </w:pPr>
+      <w:r>
+        <w:rPr>
+          <w:sz w:val="22"/>
+        </w:rPr>
+        <w:t xml:space="preserve">10. Las siglas se pronuncian a veces como una palabra nueva. → Verdadero</w:t>
+      </w:r>
+    </w:p>
+    <w:p>
+      <w:pPr>
+        <w:spacing w:after="120"/>
+      </w:pPr>
+      <w:r>
+        <w:rPr>
+          <w:sz w:val="22"/>
+        </w:rPr>
+        <w:t xml:space="preserve">11. "Etc." es una abreviatura muy usada. → Verdadero</w:t>
+      </w:r>
+    </w:p>
+    <w:p>
+      <w:pPr>
+        <w:spacing w:after="120"/>
+      </w:pPr>
+      <w:r>
+        <w:rPr>
+          <w:sz w:val="22"/>
+        </w:rPr>
+        <w:t xml:space="preserve">12. "Ud." es una abreviatura de "usted". → Verdadero</w:t>
+      </w:r>
+    </w:p>
+    <w:p>
+      <w:pPr>
+        <w:spacing w:after="120"/>
+      </w:pPr>
+      <w:r>
+        <w:rPr>
+          <w:sz w:val="22"/>
+        </w:rPr>
+        <w:t xml:space="preserve">13. Las siglas siempre se escriben con puntos entre las letras. → Falso</w:t>
+      </w:r>
+    </w:p>
+    <w:p>
+      <w:pPr>
+        <w:spacing w:after="120"/>
+      </w:pPr>
+      <w:r>
+        <w:rPr>
+          <w:sz w:val="22"/>
+        </w:rPr>
+        <w:t xml:space="preserve">14. Las abreviaturas ayudan a escribir de forma más rápida y breve. → Verdadero</w:t>
+      </w:r>
+    </w:p>
+    <w:p>
+      <w:pPr>
+        <w:spacing w:after="120"/>
+      </w:pPr>
+      <w:r>
+        <w:rPr>
+          <w:sz w:val="22"/>
+        </w:rPr>
+        <w:t xml:space="preserve">15. Cualquier palabra se puede convertir en sigla libremente. → Falso</w:t>
+      </w:r>
+    </w:p>
+    <w:p>
+      <w:pPr>
+        <w:spacing w:after="120"/>
+      </w:pPr>
+      <w:r>
+        <w:rPr>
+          <w:sz w:val="22"/>
+        </w:rPr>
+        <w:t xml:space="preserve">16. Usar siglas y abreviaturas ayuda a comunicarse de forma más breve. → Verdadero</w:t>
+      </w:r>
+    </w:p>
+    <w:p>
+      <w:pPr>
+        <w:spacing w:after="120"/>
+      </w:pPr>
+      <w:r>
+        <w:rPr>
+          <w:sz w:val="22"/>
+        </w:rPr>
+        <w:t xml:space="preserve">17. "Depto." es una abreviatura de "departamento". → Verdadero</w:t>
+      </w:r>
+    </w:p>
+    <w:p>
+      <w:pPr>
+        <w:spacing w:after="120"/>
+      </w:pPr>
+      <w:r>
+        <w:rPr>
+          <w:sz w:val="22"/>
+        </w:rPr>
+        <w:t xml:space="preserve">18. Las siglas muy usadas a veces pasan a escribirse en minúsculas (láser, radar). → Verdadero</w:t>
       </w:r>
     </w:p>
     <w:sectPr>
